--- a/assets/arun-krishnavajjala-resume.docx
+++ b/assets/arun-krishnavajjala-resume.docx
@@ -95,13 +95,24 @@
         </w:rPr>
         <w:t xml:space="preserve"> | </w:t>
       </w:r>
-      <w:r>
-        <w:rPr>
-          <w:rFonts w:ascii="Cambria" w:hAnsi="Cambria"/>
-          <w:sz w:val="20"/>
-          <w:szCs w:val="20"/>
-        </w:rPr>
-        <w:t>akrishn@gmu.edu</w:t>
+      <w:hyperlink r:id="rId8" w:history="1">
+        <w:r>
+          <w:rPr>
+            <w:rStyle w:val="Hyperlink"/>
+            <w:rFonts w:ascii="Cambria" w:hAnsi="Cambria"/>
+            <w:sz w:val="20"/>
+            <w:szCs w:val="20"/>
+          </w:rPr>
+          <w:t>akrishn@gmu.edu</w:t>
+        </w:r>
+      </w:hyperlink>
+      <w:r>
+        <w:rPr>
+          <w:rFonts w:ascii="Cambria" w:hAnsi="Cambria"/>
+          <w:sz w:val="20"/>
+          <w:szCs w:val="20"/>
+        </w:rPr>
+        <w:t xml:space="preserve"> | arunkv1.github.io</w:t>
       </w:r>
     </w:p>
     <w:p>
@@ -330,6 +341,8 @@
         </w:rPr>
         <w:t>0</w:t>
       </w:r>
+      <w:bookmarkStart w:id="0" w:name="_GoBack"/>
+      <w:bookmarkEnd w:id="0"/>
     </w:p>
     <w:p>
       <w:pPr>
@@ -997,8 +1010,6 @@
         </w:rPr>
         <w:t>-L</w:t>
       </w:r>
-      <w:bookmarkStart w:id="0" w:name="_GoBack"/>
-      <w:bookmarkEnd w:id="0"/>
       <w:r>
         <w:rPr>
           <w:rFonts w:ascii="Cambria" w:hAnsi="Cambria"/>
@@ -1333,13 +1344,7 @@
         <w:rPr>
           <w:rFonts w:ascii="Cambria" w:hAnsi="Cambria"/>
         </w:rPr>
-        <w:t>Games</w:t>
-      </w:r>
-      <w:r>
-        <w:rPr>
-          <w:rFonts w:ascii="Cambria" w:hAnsi="Cambria"/>
-        </w:rPr>
-        <w:t xml:space="preserve"> </w:t>
+        <w:t xml:space="preserve">Games </w:t>
       </w:r>
     </w:p>
     <w:p>
@@ -1417,13 +1422,7 @@
         <w:rPr>
           <w:rFonts w:ascii="Cambria" w:hAnsi="Cambria"/>
         </w:rPr>
-        <w:t xml:space="preserve"> </w:t>
-      </w:r>
-      <w:r>
-        <w:rPr>
-          <w:rFonts w:ascii="Cambria" w:hAnsi="Cambria"/>
-        </w:rPr>
-        <w:t xml:space="preserve"> </w:t>
+        <w:t xml:space="preserve">  </w:t>
       </w:r>
       <w:r>
         <w:rPr>
@@ -4694,6 +4693,16 @@
       <w:szCs w:val="24"/>
     </w:rPr>
   </w:style>
+  <w:style w:type="character" w:styleId="UnresolvedMention">
+    <w:name w:val="Unresolved Mention"/>
+    <w:basedOn w:val="DefaultParagraphFont"/>
+    <w:uiPriority w:val="99"/>
+    <w:rsid w:val="0002574A"/>
+    <w:rPr>
+      <w:color w:val="605E5C"/>
+      <w:shd w:val="clear" w:color="auto" w:fill="E1DFDD"/>
+    </w:rPr>
+  </w:style>
 </w:styles>
 </file>
 
@@ -4963,7 +4972,7 @@
 </file>
 
 <file path=customXml/itemProps1.xml><?xml version="1.0" encoding="utf-8"?>
-<ds:datastoreItem xmlns:ds="http://schemas.openxmlformats.org/officeDocument/2006/customXml" ds:itemID="{1EBAC97C-671D-C346-8903-EE8AFB91A860}">
+<ds:datastoreItem xmlns:ds="http://schemas.openxmlformats.org/officeDocument/2006/customXml" ds:itemID="{8D75FE92-17E6-8541-B2E1-5637DB7E388D}">
   <ds:schemaRefs>
     <ds:schemaRef ds:uri="http://schemas.openxmlformats.org/officeDocument/2006/bibliography"/>
   </ds:schemaRefs>

--- a/assets/arun-krishnavajjala-resume.docx
+++ b/assets/arun-krishnavajjala-resume.docx
@@ -95,24 +95,13 @@
         </w:rPr>
         <w:t xml:space="preserve"> | </w:t>
       </w:r>
-      <w:hyperlink r:id="rId8" w:history="1">
-        <w:r>
-          <w:rPr>
-            <w:rStyle w:val="Hyperlink"/>
-            <w:rFonts w:ascii="Cambria" w:hAnsi="Cambria"/>
-            <w:sz w:val="20"/>
-            <w:szCs w:val="20"/>
-          </w:rPr>
-          <w:t>akrishn@gmu.edu</w:t>
-        </w:r>
-      </w:hyperlink>
-      <w:r>
-        <w:rPr>
-          <w:rFonts w:ascii="Cambria" w:hAnsi="Cambria"/>
-          <w:sz w:val="20"/>
-          <w:szCs w:val="20"/>
-        </w:rPr>
-        <w:t xml:space="preserve"> | arunkv1.github.io</w:t>
+      <w:r>
+        <w:rPr>
+          <w:rFonts w:ascii="Cambria" w:hAnsi="Cambria"/>
+          <w:sz w:val="20"/>
+          <w:szCs w:val="20"/>
+        </w:rPr>
+        <w:t>akrishn@gmu.edu</w:t>
       </w:r>
     </w:p>
     <w:p>
@@ -341,8 +330,6 @@
         </w:rPr>
         <w:t>0</w:t>
       </w:r>
-      <w:bookmarkStart w:id="0" w:name="_GoBack"/>
-      <w:bookmarkEnd w:id="0"/>
     </w:p>
     <w:p>
       <w:pPr>
@@ -1010,6 +997,8 @@
         </w:rPr>
         <w:t>-L</w:t>
       </w:r>
+      <w:bookmarkStart w:id="0" w:name="_GoBack"/>
+      <w:bookmarkEnd w:id="0"/>
       <w:r>
         <w:rPr>
           <w:rFonts w:ascii="Cambria" w:hAnsi="Cambria"/>
@@ -1344,7 +1333,13 @@
         <w:rPr>
           <w:rFonts w:ascii="Cambria" w:hAnsi="Cambria"/>
         </w:rPr>
-        <w:t xml:space="preserve">Games </w:t>
+        <w:t>Games</w:t>
+      </w:r>
+      <w:r>
+        <w:rPr>
+          <w:rFonts w:ascii="Cambria" w:hAnsi="Cambria"/>
+        </w:rPr>
+        <w:t xml:space="preserve"> </w:t>
       </w:r>
     </w:p>
     <w:p>
@@ -1422,7 +1417,13 @@
         <w:rPr>
           <w:rFonts w:ascii="Cambria" w:hAnsi="Cambria"/>
         </w:rPr>
-        <w:t xml:space="preserve">  </w:t>
+        <w:t xml:space="preserve"> </w:t>
+      </w:r>
+      <w:r>
+        <w:rPr>
+          <w:rFonts w:ascii="Cambria" w:hAnsi="Cambria"/>
+        </w:rPr>
+        <w:t xml:space="preserve"> </w:t>
       </w:r>
       <w:r>
         <w:rPr>
@@ -4693,16 +4694,6 @@
       <w:szCs w:val="24"/>
     </w:rPr>
   </w:style>
-  <w:style w:type="character" w:styleId="UnresolvedMention">
-    <w:name w:val="Unresolved Mention"/>
-    <w:basedOn w:val="DefaultParagraphFont"/>
-    <w:uiPriority w:val="99"/>
-    <w:rsid w:val="0002574A"/>
-    <w:rPr>
-      <w:color w:val="605E5C"/>
-      <w:shd w:val="clear" w:color="auto" w:fill="E1DFDD"/>
-    </w:rPr>
-  </w:style>
 </w:styles>
 </file>
 
@@ -4972,7 +4963,7 @@
 </file>
 
 <file path=customXml/itemProps1.xml><?xml version="1.0" encoding="utf-8"?>
-<ds:datastoreItem xmlns:ds="http://schemas.openxmlformats.org/officeDocument/2006/customXml" ds:itemID="{8D75FE92-17E6-8541-B2E1-5637DB7E388D}">
+<ds:datastoreItem xmlns:ds="http://schemas.openxmlformats.org/officeDocument/2006/customXml" ds:itemID="{1EBAC97C-671D-C346-8903-EE8AFB91A860}">
   <ds:schemaRefs>
     <ds:schemaRef ds:uri="http://schemas.openxmlformats.org/officeDocument/2006/bibliography"/>
   </ds:schemaRefs>
